--- a/templates/organizational-resolutions-ccorp.docx
+++ b/templates/organizational-resolutions-ccorp.docx
@@ -4,29 +4,6 @@
   <w:body>
     <w:p>
       <w:pPr>
-        <w:spacing w:after="240"/>
-        <w:jc w:val="left"/>
-      </w:pPr>
-      <w:r>
-        <w:rPr>
-          <w:b/>
-          <w:i/>
-          <w:sz w:val="20"/>
-          <w:szCs w:val="20"/>
-        </w:rPr>
-        <w:t xml:space="preserve">Drafting note (delete before use): </w:t>
-      </w:r>
-      <w:r>
-        <w:rPr>
-          <w:i/>
-          <w:sz w:val="20"/>
-          <w:szCs w:val="20"/>
-        </w:rPr>
-        <w:t xml:space="preserve">A slim single-founder board organizational consent — the second step after the Action of Incorporator. It elects officers, issues founder stock, and adopts the AI Governance Policy required by Bylaws Article XII. For a sole director, the one director signs. Replace bracketed terms; add or remove resolutions to fit.</w:t>
-      </w:r>
-    </w:p>
-    <w:p>
-      <w:pPr>
         <w:pStyle w:val="normal1"/>
         <w:spacing w:lineRule="auto" w:line="240" w:before="0" w:after="60"/>
         <w:jc w:val="center"/>
@@ -73,7 +50,7 @@
           <w:sz w:val="26"/>
           <w:szCs w:val="26"/>
         </w:rPr>
-        <w:t>[COMPANY NAME], INC.</w:t>
+        <w:t>{Company Name Upper}</w:t>
       </w:r>
     </w:p>
     <w:p>
@@ -90,7 +67,7 @@
           <w:sz w:val="22"/>
           <w:szCs w:val="22"/>
         </w:rPr>
-        <w:t>[DATE]</w:t>
+        <w:t>{Effective Date}</w:t>
       </w:r>
     </w:p>
     <w:p>
@@ -102,7 +79,7 @@
       </w:pPr>
       <w:r>
         <w:rPr/>
-        <w:t>Pursuant to Section 141(f) of the General Corporation Law of the State of Delaware (the “DGCL”), the undersigned, being all of the directors of [COMPANY NAME], Inc., a Delaware corporation (the “Corporation”), adopt the following resolutions by written consent without a meeting:</w:t>
+        <w:t>Pursuant to Section 141(f) of the General Corporation Law of the State of Delaware (the “DGCL”), the undersigned, being all of the directors of {Company Name}, a Delaware corporation (the “Corporation”), adopt the following resolutions by written consent without a meeting:</w:t>
       </w:r>
     </w:p>
     <w:p>
@@ -258,7 +235,7 @@
       </w:pPr>
       <w:r>
         <w:rPr/>
-        <w:t>RESOLVED, that the principal office of the Corporation shall be located at [PRINCIPAL OFFICE ADDRESS], and that the officers may change the location of the principal office from time to time.</w:t>
+        <w:t>RESOLVED, that the principal office of the Corporation shall be located at {Principal Office Address}, and that the officers may change the location of the principal office from time to time.</w:t>
       </w:r>
     </w:p>
     <w:p>
@@ -310,7 +287,7 @@
       </w:pPr>
       <w:r>
         <w:rPr/>
-        <w:t>RESOLVED, that the following natural person is elected to the offices set forth opposite their name, each to serve until a successor is elected or until earlier resignation or removal: [NAME] — President and Chief Executive Officer, Secretary, and Treasurer. [List additional officers if the founder chooses to separate these roles.]</w:t>
+        <w:t>RESOLVED, that the following natural person is elected to the offices set forth opposite their name, each to serve until a successor is elected or until earlier resignation or removal: {Officer Name} — President and Chief Executive Officer, Secretary, and Treasurer.</w:t>
       </w:r>
     </w:p>
     <w:p>
@@ -362,7 +339,7 @@
       </w:pPr>
       <w:r>
         <w:rPr/>
-        <w:t>RESOLVED, that the Corporation shall sell and issue to [FOUNDER NAME] [NUMBER] shares of the Corporation’s Common Stock at a price of $[PRICE] per share, for aggregate consideration of $[AMOUNT] payable in [cash / assignment of intellectual property / past services rendered], which the Board determines to be adequate consideration under Section 152 of the DGCL; and RESOLVED FURTHER, that upon the Corporation’s receipt of the consideration and a signed Common Stock Purchase Agreement</w:t>
+        <w:t>RESOLVED, that the Corporation shall sell and issue to {Founder Name} 1,000,000 shares of the Corporation’s Common Stock at a price of $0.00001 per share, for aggregate consideration of $10.00 payable in cash, which the Board determines to be adequate consideration under Section 152 of the DGCL; and RESOLVED FURTHER, that upon the Corporation’s receipt of the consideration and a signed Common Stock Purchase Agreement</w:t>
       </w:r>
       <w:r>
         <w:rPr/>
@@ -425,7 +402,7 @@
       </w:pPr>
       <w:r>
         <w:rPr/>
-        <w:t>WHEREAS, Article XII of the Bylaws requires the Board to adopt and maintain a written AI Governance Policy; NOW, THEREFORE, RESOLVED, that the AI Governance Policy presented to the Board is adopted as the Corporation’s AI Governance Policy; RESOLVED FURTHER, that the AI system identified on Schedule 1 to that Policy is designated as the Corporation’s AI Agent and that [NAME] is designated as the initial AI Oversight Officer; and RESOLVED FURTHER, that the officers are authorized to maintain the Audit Log and deliver the quarterly reports the Policy requires.</w:t>
+        <w:t>WHEREAS, Article XII of the Bylaws requires the Board to adopt and maintain a written AI Governance Policy; NOW, THEREFORE, RESOLVED, that the AI Governance Policy presented to the Board is adopted as the Corporation’s AI Governance Policy; RESOLVED FURTHER, that the AI system identified on Schedule 1 to that Policy is designated as the Corporation’s AI Agent and that {Officer Name} is designated as the initial AI Oversight Officer; and RESOLVED FURTHER, that the officers are authorized to maintain the Audit Log and deliver the quarterly reports the Policy requires.</w:t>
       </w:r>
     </w:p>
     <w:p>
@@ -581,7 +558,7 @@
       </w:pPr>
       <w:r>
         <w:rPr/>
-        <w:t>RESOLVED, that the fiscal year of the Corporation shall end on [December 31] of each year.</w:t>
+        <w:t>RESOLVED, that the fiscal year of the Corporation shall end on December 31 of each year.</w:t>
       </w:r>
     </w:p>
     <w:p>
@@ -746,7 +723,7 @@
       </w:pPr>
       <w:r>
         <w:rPr/>
-        <w:t>______________________________</w:t>
+        <w:t>{signature:director_____}</w:t>
       </w:r>
     </w:p>
     <w:p>
@@ -760,7 +737,7 @@
       </w:r>
       <w:r>
         <w:rPr/>
-        <w:t>[DIRECTOR NAME], Director</w:t>
+        <w:t>{Director Name}, Director</w:t>
       </w:r>
       <w:r>
         <w:rPr/>
@@ -865,7 +842,7 @@
           <w:b/>
           <w:bCs/>
         </w:rPr>
-        <w:t>[Attached]</w:t>
+        <w:t>The Common Stock Purchase Agreement follows in this execution packet.</w:t>
       </w:r>
       <w:r>
         <w:br w:type="page"/>
@@ -935,7 +912,7 @@
       </w:r>
       <w:r>
         <w:rPr/>
-        <w:t>[Attached]</w:t>
+        <w:t>The Indemnification Agreement follows in this execution packet.</w:t>
       </w:r>
       <w:r>
         <w:rPr/>
@@ -1108,7 +1085,7 @@
         <w:sz w:val="20"/>
         <w:szCs w:val="20"/>
       </w:rPr>
-      <w:t>[COMPANY NAME], INC. — Organizational Resolutions</w:t>
+      <w:t>{Company Name Upper} — Organizational Resolutions</w:t>
     </w:r>
   </w:p>
 </w:hdr>
@@ -1130,7 +1107,7 @@
         <w:sz w:val="20"/>
         <w:szCs w:val="20"/>
       </w:rPr>
-      <w:t>[COMPANY NAME], INC. — Organizational Resolutions</w:t>
+      <w:t>{Company Name Upper} — Organizational Resolutions</w:t>
     </w:r>
   </w:p>
 </w:hdr>
